--- a/Отчёт по проделанной работе.docx
+++ b/Отчёт по проделанной работе.docx
@@ -64,6 +64,53 @@
                     <a:xfrm>
                       <a:off x="0" y="0"/>
                       <a:ext cx="4785635" cy="3509806"/>
+                    </a:xfrm>
+                    <a:prstGeom prst="rect">
+                      <a:avLst/>
+                    </a:prstGeom>
+                  </pic:spPr>
+                </pic:pic>
+              </a:graphicData>
+            </a:graphic>
+          </wp:inline>
+        </w:drawing>
+      </w:r>
+    </w:p>
+    <w:p>
+      <w:r>
+        <w:t>Создал ветку для этапа анализа предметной области</w:t>
+      </w:r>
+    </w:p>
+    <w:p>
+      <w:r>
+        <w:rPr>
+          <w:noProof/>
+        </w:rPr>
+        <w:drawing>
+          <wp:inline distT="0" distB="0" distL="0" distR="0" wp14:anchorId="30053AF7" wp14:editId="31F3A859">
+            <wp:extent cx="5940425" cy="2217420"/>
+            <wp:effectExtent l="0" t="0" r="3175" b="0"/>
+            <wp:docPr id="2" name="Рисунок 2"/>
+            <wp:cNvGraphicFramePr>
+              <a:graphicFrameLocks xmlns:a="http://schemas.openxmlformats.org/drawingml/2006/main" noChangeAspect="1"/>
+            </wp:cNvGraphicFramePr>
+            <a:graphic xmlns:a="http://schemas.openxmlformats.org/drawingml/2006/main">
+              <a:graphicData uri="http://schemas.openxmlformats.org/drawingml/2006/picture">
+                <pic:pic xmlns:pic="http://schemas.openxmlformats.org/drawingml/2006/picture">
+                  <pic:nvPicPr>
+                    <pic:cNvPr id="1" name=""/>
+                    <pic:cNvPicPr/>
+                  </pic:nvPicPr>
+                  <pic:blipFill>
+                    <a:blip r:embed="rId5"/>
+                    <a:stretch>
+                      <a:fillRect/>
+                    </a:stretch>
+                  </pic:blipFill>
+                  <pic:spPr>
+                    <a:xfrm>
+                      <a:off x="0" y="0"/>
+                      <a:ext cx="5940425" cy="2217420"/>
                     </a:xfrm>
                     <a:prstGeom prst="rect">
                       <a:avLst/>

--- a/Отчёт по проделанной работе.docx
+++ b/Отчёт по проделанной работе.docx
@@ -111,6 +111,54 @@
                     <a:xfrm>
                       <a:off x="0" y="0"/>
                       <a:ext cx="5940425" cy="2217420"/>
+                    </a:xfrm>
+                    <a:prstGeom prst="rect">
+                      <a:avLst/>
+                    </a:prstGeom>
+                  </pic:spPr>
+                </pic:pic>
+              </a:graphicData>
+            </a:graphic>
+          </wp:inline>
+        </w:drawing>
+      </w:r>
+    </w:p>
+    <w:p>
+      <w:r>
+        <w:t>Создал ветку для этапа по составлению технического задания</w:t>
+      </w:r>
+    </w:p>
+    <w:p>
+      <w:r>
+        <w:rPr>
+          <w:noProof/>
+        </w:rPr>
+        <w:lastRenderedPageBreak/>
+        <w:drawing>
+          <wp:inline distT="0" distB="0" distL="0" distR="0" wp14:anchorId="0017FB04" wp14:editId="08527965">
+            <wp:extent cx="5940425" cy="3176270"/>
+            <wp:effectExtent l="0" t="0" r="3175" b="5080"/>
+            <wp:docPr id="3" name="Рисунок 3"/>
+            <wp:cNvGraphicFramePr>
+              <a:graphicFrameLocks xmlns:a="http://schemas.openxmlformats.org/drawingml/2006/main" noChangeAspect="1"/>
+            </wp:cNvGraphicFramePr>
+            <a:graphic xmlns:a="http://schemas.openxmlformats.org/drawingml/2006/main">
+              <a:graphicData uri="http://schemas.openxmlformats.org/drawingml/2006/picture">
+                <pic:pic xmlns:pic="http://schemas.openxmlformats.org/drawingml/2006/picture">
+                  <pic:nvPicPr>
+                    <pic:cNvPr id="1" name=""/>
+                    <pic:cNvPicPr/>
+                  </pic:nvPicPr>
+                  <pic:blipFill>
+                    <a:blip r:embed="rId6"/>
+                    <a:stretch>
+                      <a:fillRect/>
+                    </a:stretch>
+                  </pic:blipFill>
+                  <pic:spPr>
+                    <a:xfrm>
+                      <a:off x="0" y="0"/>
+                      <a:ext cx="5940425" cy="3176270"/>
                     </a:xfrm>
                     <a:prstGeom prst="rect">
                       <a:avLst/>

--- a/Отчёт по проделанной работе.docx
+++ b/Отчёт по проделанной работе.docx
@@ -15,13 +15,8 @@
       <w:r>
         <w:t xml:space="preserve"> </w:t>
       </w:r>
-      <w:proofErr w:type="gramStart"/>
-      <w:r>
-        <w:t>и  инициализировал</w:t>
-      </w:r>
-      <w:proofErr w:type="gramEnd"/>
-      <w:r>
-        <w:t xml:space="preserve"> в нём репозиторий, а также связал с </w:t>
+      <w:r>
+        <w:t xml:space="preserve">и  инициализировал в нём репозиторий, а также связал с </w:t>
       </w:r>
       <w:r>
         <w:rPr>
@@ -159,6 +154,73 @@
                     <a:xfrm>
                       <a:off x="0" y="0"/>
                       <a:ext cx="5940425" cy="3176270"/>
+                    </a:xfrm>
+                    <a:prstGeom prst="rect">
+                      <a:avLst/>
+                    </a:prstGeom>
+                  </pic:spPr>
+                </pic:pic>
+              </a:graphicData>
+            </a:graphic>
+          </wp:inline>
+        </w:drawing>
+      </w:r>
+    </w:p>
+    <w:p>
+      <w:pPr>
+        <w:rPr>
+          <w:lang w:val="en-US"/>
+        </w:rPr>
+      </w:pPr>
+      <w:r>
+        <w:t xml:space="preserve">Создал ветку для этапа работы в </w:t>
+      </w:r>
+      <w:r>
+        <w:rPr>
+          <w:lang w:val="en-US"/>
+        </w:rPr>
+        <w:t>MS</w:t>
+      </w:r>
+      <w:r>
+        <w:t xml:space="preserve"> </w:t>
+      </w:r>
+      <w:r>
+        <w:rPr>
+          <w:lang w:val="en-US"/>
+        </w:rPr>
+        <w:t>Project</w:t>
+      </w:r>
+    </w:p>
+    <w:p>
+      <w:r>
+        <w:rPr>
+          <w:noProof/>
+        </w:rPr>
+        <w:drawing>
+          <wp:inline distT="0" distB="0" distL="0" distR="0" wp14:anchorId="17F9036D" wp14:editId="4AC8001A">
+            <wp:extent cx="5940425" cy="1853565"/>
+            <wp:effectExtent l="0" t="0" r="3175" b="0"/>
+            <wp:docPr id="4" name="Рисунок 4"/>
+            <wp:cNvGraphicFramePr>
+              <a:graphicFrameLocks xmlns:a="http://schemas.openxmlformats.org/drawingml/2006/main" noChangeAspect="1"/>
+            </wp:cNvGraphicFramePr>
+            <a:graphic xmlns:a="http://schemas.openxmlformats.org/drawingml/2006/main">
+              <a:graphicData uri="http://schemas.openxmlformats.org/drawingml/2006/picture">
+                <pic:pic xmlns:pic="http://schemas.openxmlformats.org/drawingml/2006/picture">
+                  <pic:nvPicPr>
+                    <pic:cNvPr id="1" name=""/>
+                    <pic:cNvPicPr/>
+                  </pic:nvPicPr>
+                  <pic:blipFill>
+                    <a:blip r:embed="rId7"/>
+                    <a:stretch>
+                      <a:fillRect/>
+                    </a:stretch>
+                  </pic:blipFill>
+                  <pic:spPr>
+                    <a:xfrm>
+                      <a:off x="0" y="0"/>
+                      <a:ext cx="5940425" cy="1853565"/>
                     </a:xfrm>
                     <a:prstGeom prst="rect">
                       <a:avLst/>

--- a/Отчёт по проделанной работе.docx
+++ b/Отчёт по проделанной работе.docx
@@ -15,8 +15,13 @@
       <w:r>
         <w:t xml:space="preserve"> </w:t>
       </w:r>
-      <w:r>
-        <w:t xml:space="preserve">и  инициализировал в нём репозиторий, а также связал с </w:t>
+      <w:proofErr w:type="gramStart"/>
+      <w:r>
+        <w:t>и  инициализировал</w:t>
+      </w:r>
+      <w:proofErr w:type="gramEnd"/>
+      <w:r>
+        <w:t xml:space="preserve"> в нём репозиторий, а также связал с </w:t>
       </w:r>
       <w:r>
         <w:rPr>
@@ -167,11 +172,6 @@
       </w:r>
     </w:p>
     <w:p>
-      <w:pPr>
-        <w:rPr>
-          <w:lang w:val="en-US"/>
-        </w:rPr>
-      </w:pPr>
       <w:r>
         <w:t xml:space="preserve">Создал ветку для этапа работы в </w:t>
       </w:r>
@@ -221,6 +221,65 @@
                     <a:xfrm>
                       <a:off x="0" y="0"/>
                       <a:ext cx="5940425" cy="1853565"/>
+                    </a:xfrm>
+                    <a:prstGeom prst="rect">
+                      <a:avLst/>
+                    </a:prstGeom>
+                  </pic:spPr>
+                </pic:pic>
+              </a:graphicData>
+            </a:graphic>
+          </wp:inline>
+        </w:drawing>
+      </w:r>
+    </w:p>
+    <w:p>
+      <w:r>
+        <w:t xml:space="preserve">Создание ветки для этапа работы с </w:t>
+      </w:r>
+      <w:r>
+        <w:rPr>
+          <w:lang w:val="en-US"/>
+        </w:rPr>
+        <w:t>EPC</w:t>
+      </w:r>
+      <w:r>
+        <w:t xml:space="preserve"> </w:t>
+      </w:r>
+      <w:r>
+        <w:t>моделью</w:t>
+      </w:r>
+    </w:p>
+    <w:p>
+      <w:r>
+        <w:rPr>
+          <w:noProof/>
+        </w:rPr>
+        <w:drawing>
+          <wp:inline distT="0" distB="0" distL="0" distR="0" wp14:anchorId="551EFF27" wp14:editId="74BE613F">
+            <wp:extent cx="5940425" cy="1447165"/>
+            <wp:effectExtent l="0" t="0" r="3175" b="635"/>
+            <wp:docPr id="5" name="Рисунок 5"/>
+            <wp:cNvGraphicFramePr>
+              <a:graphicFrameLocks xmlns:a="http://schemas.openxmlformats.org/drawingml/2006/main" noChangeAspect="1"/>
+            </wp:cNvGraphicFramePr>
+            <a:graphic xmlns:a="http://schemas.openxmlformats.org/drawingml/2006/main">
+              <a:graphicData uri="http://schemas.openxmlformats.org/drawingml/2006/picture">
+                <pic:pic xmlns:pic="http://schemas.openxmlformats.org/drawingml/2006/picture">
+                  <pic:nvPicPr>
+                    <pic:cNvPr id="1" name=""/>
+                    <pic:cNvPicPr/>
+                  </pic:nvPicPr>
+                  <pic:blipFill>
+                    <a:blip r:embed="rId8"/>
+                    <a:stretch>
+                      <a:fillRect/>
+                    </a:stretch>
+                  </pic:blipFill>
+                  <pic:spPr>
+                    <a:xfrm>
+                      <a:off x="0" y="0"/>
+                      <a:ext cx="5940425" cy="1447165"/>
                     </a:xfrm>
                     <a:prstGeom prst="rect">
                       <a:avLst/>

--- a/Отчёт по проделанной работе.docx
+++ b/Отчёт по проделанной работе.docx
@@ -15,13 +15,8 @@
       <w:r>
         <w:t xml:space="preserve"> </w:t>
       </w:r>
-      <w:proofErr w:type="gramStart"/>
-      <w:r>
-        <w:t>и  инициализировал</w:t>
-      </w:r>
-      <w:proofErr w:type="gramEnd"/>
-      <w:r>
-        <w:t xml:space="preserve"> в нём репозиторий, а также связал с </w:t>
+      <w:r>
+        <w:t xml:space="preserve">и  инициализировал в нём репозиторий, а также связал с </w:t>
       </w:r>
       <w:r>
         <w:rPr>
@@ -280,6 +275,54 @@
                     <a:xfrm>
                       <a:off x="0" y="0"/>
                       <a:ext cx="5940425" cy="1447165"/>
+                    </a:xfrm>
+                    <a:prstGeom prst="rect">
+                      <a:avLst/>
+                    </a:prstGeom>
+                  </pic:spPr>
+                </pic:pic>
+              </a:graphicData>
+            </a:graphic>
+          </wp:inline>
+        </w:drawing>
+      </w:r>
+    </w:p>
+    <w:p>
+      <w:r>
+        <w:t>Создал ветку для этапа с инфологической моделью</w:t>
+      </w:r>
+    </w:p>
+    <w:p>
+      <w:r>
+        <w:rPr>
+          <w:noProof/>
+        </w:rPr>
+        <w:lastRenderedPageBreak/>
+        <w:drawing>
+          <wp:inline distT="0" distB="0" distL="0" distR="0" wp14:anchorId="6A829606" wp14:editId="4D03A7A2">
+            <wp:extent cx="5940425" cy="1835150"/>
+            <wp:effectExtent l="0" t="0" r="3175" b="0"/>
+            <wp:docPr id="6" name="Рисунок 6"/>
+            <wp:cNvGraphicFramePr>
+              <a:graphicFrameLocks xmlns:a="http://schemas.openxmlformats.org/drawingml/2006/main" noChangeAspect="1"/>
+            </wp:cNvGraphicFramePr>
+            <a:graphic xmlns:a="http://schemas.openxmlformats.org/drawingml/2006/main">
+              <a:graphicData uri="http://schemas.openxmlformats.org/drawingml/2006/picture">
+                <pic:pic xmlns:pic="http://schemas.openxmlformats.org/drawingml/2006/picture">
+                  <pic:nvPicPr>
+                    <pic:cNvPr id="1" name=""/>
+                    <pic:cNvPicPr/>
+                  </pic:nvPicPr>
+                  <pic:blipFill>
+                    <a:blip r:embed="rId9"/>
+                    <a:stretch>
+                      <a:fillRect/>
+                    </a:stretch>
+                  </pic:blipFill>
+                  <pic:spPr>
+                    <a:xfrm>
+                      <a:off x="0" y="0"/>
+                      <a:ext cx="5940425" cy="1835150"/>
                     </a:xfrm>
                     <a:prstGeom prst="rect">
                       <a:avLst/>

--- a/Отчёт по проделанной работе.docx
+++ b/Отчёт по проделанной работе.docx
@@ -15,8 +15,13 @@
       <w:r>
         <w:t xml:space="preserve"> </w:t>
       </w:r>
-      <w:r>
-        <w:t xml:space="preserve">и  инициализировал в нём репозиторий, а также связал с </w:t>
+      <w:proofErr w:type="gramStart"/>
+      <w:r>
+        <w:t>и  инициализировал</w:t>
+      </w:r>
+      <w:proofErr w:type="gramEnd"/>
+      <w:r>
+        <w:t xml:space="preserve"> в нём репозиторий, а также связал с </w:t>
       </w:r>
       <w:r>
         <w:rPr>
@@ -323,6 +328,53 @@
                     <a:xfrm>
                       <a:off x="0" y="0"/>
                       <a:ext cx="5940425" cy="1835150"/>
+                    </a:xfrm>
+                    <a:prstGeom prst="rect">
+                      <a:avLst/>
+                    </a:prstGeom>
+                  </pic:spPr>
+                </pic:pic>
+              </a:graphicData>
+            </a:graphic>
+          </wp:inline>
+        </w:drawing>
+      </w:r>
+    </w:p>
+    <w:p>
+      <w:r>
+        <w:t>Создал ветку для этапа работы с базой данных</w:t>
+      </w:r>
+    </w:p>
+    <w:p>
+      <w:r>
+        <w:rPr>
+          <w:noProof/>
+        </w:rPr>
+        <w:drawing>
+          <wp:inline distT="0" distB="0" distL="0" distR="0" wp14:anchorId="16BBF3C0" wp14:editId="2FD38091">
+            <wp:extent cx="5940425" cy="1502410"/>
+            <wp:effectExtent l="0" t="0" r="3175" b="2540"/>
+            <wp:docPr id="7" name="Рисунок 7"/>
+            <wp:cNvGraphicFramePr>
+              <a:graphicFrameLocks xmlns:a="http://schemas.openxmlformats.org/drawingml/2006/main" noChangeAspect="1"/>
+            </wp:cNvGraphicFramePr>
+            <a:graphic xmlns:a="http://schemas.openxmlformats.org/drawingml/2006/main">
+              <a:graphicData uri="http://schemas.openxmlformats.org/drawingml/2006/picture">
+                <pic:pic xmlns:pic="http://schemas.openxmlformats.org/drawingml/2006/picture">
+                  <pic:nvPicPr>
+                    <pic:cNvPr id="1" name=""/>
+                    <pic:cNvPicPr/>
+                  </pic:nvPicPr>
+                  <pic:blipFill>
+                    <a:blip r:embed="rId10"/>
+                    <a:stretch>
+                      <a:fillRect/>
+                    </a:stretch>
+                  </pic:blipFill>
+                  <pic:spPr>
+                    <a:xfrm>
+                      <a:off x="0" y="0"/>
+                      <a:ext cx="5940425" cy="1502410"/>
                     </a:xfrm>
                     <a:prstGeom prst="rect">
                       <a:avLst/>

--- a/Отчёт по проделанной работе.docx
+++ b/Отчёт по проделанной работе.docx
@@ -387,6 +387,33 @@
         </w:drawing>
       </w:r>
     </w:p>
+    <w:p>
+      <w:r>
+        <w:t xml:space="preserve">Далее идёт этап с выполнением </w:t>
+      </w:r>
+      <w:r>
+        <w:rPr>
+          <w:lang w:val="en-US"/>
+        </w:rPr>
+        <w:t>Git</w:t>
+      </w:r>
+      <w:r>
+        <w:t>.</w:t>
+      </w:r>
+      <w:r>
+        <w:br/>
+        <w:t xml:space="preserve">Вот ссылка на созданный репозиторий: </w:t>
+      </w:r>
+      <w:hyperlink r:id="rId11" w:history="1">
+        <w:r>
+          <w:rPr>
+            <w:rStyle w:val="a3"/>
+          </w:rPr>
+          <w:t>https://github.com/davidalybimui-arch/ItoviyProect.git</w:t>
+        </w:r>
+      </w:hyperlink>
+    </w:p>
+    <w:p/>
     <w:sectPr>
       <w:pgSz w:w="11906" w:h="16838"/>
       <w:pgMar w:top="1134" w:right="850" w:bottom="1134" w:left="1701" w:header="708" w:footer="708" w:gutter="0"/>
@@ -825,6 +852,29 @@
     <w:semiHidden/>
     <w:unhideWhenUsed/>
   </w:style>
+  <w:style w:type="character" w:styleId="a3">
+    <w:name w:val="Hyperlink"/>
+    <w:basedOn w:val="a0"/>
+    <w:uiPriority w:val="99"/>
+    <w:unhideWhenUsed/>
+    <w:rsid w:val="00DA3792"/>
+    <w:rPr>
+      <w:color w:val="0563C1" w:themeColor="hyperlink"/>
+      <w:u w:val="single"/>
+    </w:rPr>
+  </w:style>
+  <w:style w:type="character" w:styleId="a4">
+    <w:name w:val="Unresolved Mention"/>
+    <w:basedOn w:val="a0"/>
+    <w:uiPriority w:val="99"/>
+    <w:semiHidden/>
+    <w:unhideWhenUsed/>
+    <w:rsid w:val="00DA3792"/>
+    <w:rPr>
+      <w:color w:val="605E5C"/>
+      <w:shd w:val="clear" w:color="auto" w:fill="E1DFDD"/>
+    </w:rPr>
+  </w:style>
 </w:styles>
 </file>
 
